--- a/Foreigh Language/Текст для презы.docx
+++ b/Foreigh Language/Текст для презы.docx
@@ -158,7 +158,19 @@
         <w:rPr>
           <w:lang w:val="en-US"/>
         </w:rPr>
-        <w:t>, most existing apps only identify the disease type but fail to quantify its severity. My goal is to bridge this gap by creating an offline-capable mobile system that provides both diagnosis and severity metrics.</w:t>
+        <w:t>, most existing apps only identify the disease type but fail to quantify its severity. My goal is to creat</w:t>
+      </w:r>
+      <w:r>
+        <w:rPr>
+          <w:lang w:val="en-US"/>
+        </w:rPr>
+        <w:t>e</w:t>
+      </w:r>
+      <w:r>
+        <w:rPr>
+          <w:lang w:val="en-US"/>
+        </w:rPr>
+        <w:t xml:space="preserve"> an offline-capable mobile system that provides both diagnosis and severity metrics.</w:t>
       </w:r>
     </w:p>
     <w:p>
@@ -194,7 +206,61 @@
         <w:rPr>
           <w:lang w:val="en-US"/>
         </w:rPr>
-        <w:t xml:space="preserve"> "My solution is a three-stage pipeline. First, we isolate the leaf. Second, we check if it’s diseased. Third, we measure severity. This modular approach is faster and more accurate than single-model solutions because it removes background noise before classification."</w:t>
+        <w:t xml:space="preserve"> "My solution is a three-stage pipeline. First, the leaf</w:t>
+      </w:r>
+      <w:r>
+        <w:rPr>
+          <w:lang w:val="en-US"/>
+        </w:rPr>
+        <w:t xml:space="preserve"> is isolat</w:t>
+      </w:r>
+      <w:r>
+        <w:rPr>
+          <w:lang w:val="en-US"/>
+        </w:rPr>
+        <w:t>ed</w:t>
+      </w:r>
+      <w:r>
+        <w:rPr>
+          <w:lang w:val="en-US"/>
+        </w:rPr>
+        <w:t xml:space="preserve">. Second,  </w:t>
+      </w:r>
+      <w:r>
+        <w:rPr>
+          <w:lang w:val="en-US"/>
+        </w:rPr>
+        <w:t xml:space="preserve">it is </w:t>
+      </w:r>
+      <w:r>
+        <w:rPr>
+          <w:lang w:val="en-US"/>
+        </w:rPr>
+        <w:t>check</w:t>
+      </w:r>
+      <w:r>
+        <w:rPr>
+          <w:lang w:val="en-US"/>
+        </w:rPr>
+        <w:t>ed</w:t>
+      </w:r>
+      <w:r>
+        <w:rPr>
+          <w:lang w:val="en-US"/>
+        </w:rPr>
+        <w:t xml:space="preserve"> if it’s diseased. Third, severity</w:t>
+      </w:r>
+      <w:r>
+        <w:rPr>
+          <w:lang w:val="en-US"/>
+        </w:rPr>
+        <w:t xml:space="preserve"> is measured</w:t>
+      </w:r>
+      <w:r>
+        <w:rPr>
+          <w:lang w:val="en-US"/>
+        </w:rPr>
+        <w:t>. This modular approach is faster and more accurate than single-model solutions because it removes background noise before classification."</w:t>
       </w:r>
     </w:p>
     <w:p>
@@ -230,7 +296,31 @@
         <w:rPr>
           <w:lang w:val="en-US"/>
         </w:rPr>
-        <w:t xml:space="preserve"> "Stage 1 uses MobileNetV3 to cut the leaf out of the photo. This is critical. By removing soil, shadows, and other leaves, we ensure the next models only analyze the plant tissue, not the environment. It’s lightweight and runs fast on phones."</w:t>
+        <w:t xml:space="preserve"> "Stage 1 uses MobileNetV3 to cut the leaf out of the photo. This is critical. By removing soil, shadows, and other leaves, </w:t>
+      </w:r>
+      <w:r>
+        <w:rPr>
+          <w:lang w:val="en-US"/>
+        </w:rPr>
+        <w:t>it is</w:t>
+      </w:r>
+      <w:r>
+        <w:rPr>
+          <w:lang w:val="en-US"/>
+        </w:rPr>
+        <w:t xml:space="preserve"> ensure</w:t>
+      </w:r>
+      <w:r>
+        <w:rPr>
+          <w:lang w:val="en-US"/>
+        </w:rPr>
+        <w:t>d that</w:t>
+      </w:r>
+      <w:r>
+        <w:rPr>
+          <w:lang w:val="en-US"/>
+        </w:rPr>
+        <w:t xml:space="preserve"> the next models only analyze the plant tissue, not the environment. It’s lightweight and runs fast on phones."</w:t>
       </w:r>
     </w:p>
     <w:p>
@@ -1171,6 +1261,7 @@
   <w:style w:type="character" w:default="1" w:styleId="a0">
     <w:name w:val="Default Paragraph Font"/>
     <w:uiPriority w:val="1"/>
+    <w:semiHidden/>
     <w:unhideWhenUsed/>
   </w:style>
   <w:style w:type="table" w:default="1" w:styleId="a1">
